--- a/we_are_not_hindu/we_are_not_hindu_ru_v2.docx
+++ b/we_are_not_hindu/we_are_not_hindu_ru_v2.docx
@@ -3360,6 +3360,47 @@
     </w:p>
     <w:p>
       <w:pPr>
+        <w:spacing w:before="80" w:after="20"/>
+        <w:ind w:left="560"/>
+      </w:pPr>
+      <w:r>
+        <w:rPr>
+          <w:b/>
+          <w:color w:val="1A3A5C"/>
+          <w:sz w:val="24"/>
+        </w:rPr>
+        <w:t>ਕੀੜਾ ਥਾਪਿ ਦੇਇ ਪਾਤਿਸਾਹੀ ਲਸਕਰ ਕਰੇ ਸੁਆਹ ॥</w:t>
+      </w:r>
+    </w:p>
+    <w:p>
+      <w:pPr>
+        <w:spacing w:before="0" w:after="20"/>
+        <w:ind w:left="560"/>
+      </w:pPr>
+      <w:r>
+        <w:rPr>
+          <w:i/>
+          <w:color w:val="555555"/>
+          <w:sz w:val="18"/>
+        </w:rPr>
+        <w:t>keeRaa thaap dhei paatisaahee lasakar kare suaaeh ||</w:t>
+      </w:r>
+    </w:p>
+    <w:p>
+      <w:pPr>
+        <w:spacing w:before="0" w:after="120"/>
+        <w:ind w:left="560"/>
+      </w:pPr>
+      <w:r>
+        <w:rPr>
+          <w:color w:val="777777"/>
+          <w:sz w:val="18"/>
+        </w:rPr>
+        <w:t>He could appoint a worm as king, and reduce an army to ashes.</w:t>
+      </w:r>
+    </w:p>
+    <w:p>
+      <w:pPr>
         <w:spacing w:after="0" w:before="0"/>
       </w:pPr>
     </w:p>
@@ -3380,6 +3421,47 @@
     </w:p>
     <w:p>
       <w:pPr>
+        <w:spacing w:before="80" w:after="20"/>
+        <w:ind w:left="560"/>
+      </w:pPr>
+      <w:r>
+        <w:rPr>
+          <w:b/>
+          <w:color w:val="1A3A5C"/>
+          <w:sz w:val="24"/>
+        </w:rPr>
+        <w:t>ਕੁੰਭੇ ਬਧਾ ਜਲੁ ਰਹੈ ਜਲ ਬਿਨੁ ਕੁੰਭੁ ਨ ਹੋਇ ॥</w:t>
+      </w:r>
+    </w:p>
+    <w:p>
+      <w:pPr>
+        <w:spacing w:before="0" w:after="20"/>
+        <w:ind w:left="560"/>
+      </w:pPr>
+      <w:r>
+        <w:rPr>
+          <w:i/>
+          <w:color w:val="555555"/>
+          <w:sz w:val="18"/>
+        </w:rPr>
+        <w:t>ku(n)bhe badhaa jal rahai jal bin ku(n)bh na hoi ||</w:t>
+      </w:r>
+    </w:p>
+    <w:p>
+      <w:pPr>
+        <w:spacing w:before="0" w:after="120"/>
+        <w:ind w:left="560"/>
+      </w:pPr>
+      <w:r>
+        <w:rPr>
+          <w:color w:val="777777"/>
+          <w:sz w:val="18"/>
+        </w:rPr>
+        <w:t>Water remains confined within the pitcher, but without water, the pitcher could not have been formed;</w:t>
+      </w:r>
+    </w:p>
+    <w:p>
+      <w:pPr>
         <w:spacing w:after="0" w:before="0"/>
       </w:pPr>
     </w:p>
@@ -3539,6 +3621,62 @@
     </w:p>
     <w:p>
       <w:pPr>
+        <w:spacing w:before="80" w:after="20"/>
+        <w:ind w:left="560"/>
+      </w:pPr>
+      <w:r>
+        <w:rPr>
+          <w:b/>
+          <w:color w:val="1A3A5C"/>
+          <w:sz w:val="24"/>
+        </w:rPr>
+        <w:t>ਲੈ ਫਾਹੇ ਉਠਿ ਧਾਵਤੇ ਸਿ ਜਾਨਿ ਮਾਰੇ ਭਗਵੰਤ ॥੧੦॥</w:t>
+      </w:r>
+    </w:p>
+    <w:p>
+      <w:pPr>
+        <w:spacing w:before="0" w:after="20"/>
+        <w:ind w:left="560"/>
+      </w:pPr>
+      <w:r>
+        <w:rPr>
+          <w:i/>
+          <w:color w:val="555555"/>
+          <w:sz w:val="18"/>
+        </w:rPr>
+        <w:t>lai faahe uTh dhaavate s jaan maare bhagava(n)t ||10||</w:t>
+      </w:r>
+    </w:p>
+    <w:p>
+      <w:pPr>
+        <w:spacing w:before="0" w:after="120"/>
+        <w:ind w:left="560"/>
+      </w:pPr>
+      <w:r>
+        <w:rPr>
+          <w:color w:val="777777"/>
+          <w:sz w:val="18"/>
+        </w:rPr>
+        <w:t>They take the noose and run around; but rest assured that God shall destroy them. ||10||</w:t>
+      </w:r>
+    </w:p>
+    <w:p>
+      <w:pPr>
+        <w:spacing w:after="80"/>
+        <w:ind w:left="560"/>
+      </w:pPr>
+      <w:r>
+        <w:rPr>
+          <w:b w:val="0"/>
+          <w:i w:val="0"/>
+          <w:color w:val="AA4400"/>
+          <w:sz w:val="16"/>
+        </w:rPr>
+        <w:t>⚠ совпадение не верифицировано</w:t>
+      </w:r>
+    </w:p>
+    <w:p>
+      <w:pPr>
         <w:spacing w:before="0" w:after="40"/>
         <w:jc w:val="right"/>
       </w:pPr>
@@ -4285,6 +4423,47 @@
     </w:p>
     <w:p>
       <w:pPr>
+        <w:spacing w:before="80" w:after="20"/>
+        <w:ind w:left="560"/>
+      </w:pPr>
+      <w:r>
+        <w:rPr>
+          <w:b/>
+          <w:color w:val="1A3A5C"/>
+          <w:sz w:val="24"/>
+        </w:rPr>
+        <w:t>ਏਕੁ ਗੁਸਾਈ ਅਲਹੁ ਮੇਰਾ ॥</w:t>
+      </w:r>
+    </w:p>
+    <w:p>
+      <w:pPr>
+        <w:spacing w:before="0" w:after="20"/>
+        <w:ind w:left="560"/>
+      </w:pPr>
+      <w:r>
+        <w:rPr>
+          <w:i/>
+          <w:color w:val="555555"/>
+          <w:sz w:val="18"/>
+        </w:rPr>
+        <w:t>ek gusaiee alahu meraa ||</w:t>
+      </w:r>
+    </w:p>
+    <w:p>
+      <w:pPr>
+        <w:spacing w:before="0" w:after="120"/>
+        <w:ind w:left="560"/>
+      </w:pPr>
+      <w:r>
+        <w:rPr>
+          <w:color w:val="777777"/>
+          <w:sz w:val="18"/>
+        </w:rPr>
+        <w:t>He is my One Lord, the same Lord who the Hindus call "Gussayee" and the Muslims call "Allah".</w:t>
+      </w:r>
+    </w:p>
+    <w:p>
+      <w:pPr>
         <w:spacing w:after="0" w:before="0"/>
       </w:pPr>
     </w:p>
@@ -4305,6 +4484,47 @@
     </w:p>
     <w:p>
       <w:pPr>
+        <w:spacing w:before="80" w:after="20"/>
+        <w:ind w:left="560"/>
+      </w:pPr>
+      <w:r>
+        <w:rPr>
+          <w:b/>
+          <w:color w:val="1A3A5C"/>
+          <w:sz w:val="24"/>
+        </w:rPr>
+        <w:t>ਹਿੰਦੂ ਮੂਲੇ ਭੂਲੇ ਅਖੁਟੀ ਜਾਂਹੀ ॥</w:t>
+      </w:r>
+    </w:p>
+    <w:p>
+      <w:pPr>
+        <w:spacing w:before="0" w:after="20"/>
+        <w:ind w:left="560"/>
+      </w:pPr>
+      <w:r>
+        <w:rPr>
+          <w:i/>
+          <w:color w:val="555555"/>
+          <w:sz w:val="18"/>
+        </w:rPr>
+        <w:t>hi(n)dhoo moole bhoole akhuTee jaa(n)hee ||</w:t>
+      </w:r>
+    </w:p>
+    <w:p>
+      <w:pPr>
+        <w:spacing w:before="0" w:after="120"/>
+        <w:ind w:left="560"/>
+      </w:pPr>
+      <w:r>
+        <w:rPr>
+          <w:color w:val="777777"/>
+          <w:sz w:val="18"/>
+        </w:rPr>
+        <w:t>The Hindus have forgotten the Primal Lord; they are going the wrong way.</w:t>
+      </w:r>
+    </w:p>
+    <w:p>
+      <w:pPr>
         <w:spacing w:after="0" w:before="0"/>
       </w:pPr>
     </w:p>
@@ -4325,6 +4545,47 @@
     </w:p>
     <w:p>
       <w:pPr>
+        <w:spacing w:before="80" w:after="20"/>
+        <w:ind w:left="560"/>
+      </w:pPr>
+      <w:r>
+        <w:rPr>
+          <w:b/>
+          <w:color w:val="1A3A5C"/>
+          <w:sz w:val="24"/>
+        </w:rPr>
+        <w:t>ਪੰਡਿਤ ਮੁਲਾਂ ਛਾਡੇ ਦੋਊ ॥੧॥ ਰਹਾਉ ॥</w:t>
+      </w:r>
+    </w:p>
+    <w:p>
+      <w:pPr>
+        <w:spacing w:before="0" w:after="20"/>
+        <w:ind w:left="560"/>
+      </w:pPr>
+      <w:r>
+        <w:rPr>
+          <w:i/>
+          <w:color w:val="555555"/>
+          <w:sz w:val="18"/>
+        </w:rPr>
+        <w:t>pa(n)ddit mulaa(n) chhaadde dhouoo ||1|| rahaau ||</w:t>
+      </w:r>
+    </w:p>
+    <w:p>
+      <w:pPr>
+        <w:spacing w:before="0" w:after="120"/>
+        <w:ind w:left="560"/>
+      </w:pPr>
+      <w:r>
+        <w:rPr>
+          <w:color w:val="777777"/>
+          <w:sz w:val="18"/>
+        </w:rPr>
+        <w:t>I have abandoned both the Pandits, the Hindu religious scholars, and the Mullahs, the Muslim priests. ||1||Pause||</w:t>
+      </w:r>
+    </w:p>
+    <w:p>
+      <w:pPr>
         <w:spacing w:after="0" w:before="0"/>
       </w:pPr>
     </w:p>
@@ -4345,6 +4606,47 @@
     </w:p>
     <w:p>
       <w:pPr>
+        <w:spacing w:before="80" w:after="20"/>
+        <w:ind w:left="560"/>
+      </w:pPr>
+      <w:r>
+        <w:rPr>
+          <w:b/>
+          <w:color w:val="1A3A5C"/>
+          <w:sz w:val="24"/>
+        </w:rPr>
+        <w:t>ਹਿੰਦੂ ਪੂਜੈ ਦੇਹੁਰਾ ਮੁਸਲਮਾਣੁ ਮਸੀਤਿ ॥</w:t>
+      </w:r>
+    </w:p>
+    <w:p>
+      <w:pPr>
+        <w:spacing w:before="0" w:after="20"/>
+        <w:ind w:left="560"/>
+      </w:pPr>
+      <w:r>
+        <w:rPr>
+          <w:i/>
+          <w:color w:val="555555"/>
+          <w:sz w:val="18"/>
+        </w:rPr>
+        <w:t>hi(n)dhoo poojai dhehuraa musalamaan maseet ||</w:t>
+      </w:r>
+    </w:p>
+    <w:p>
+      <w:pPr>
+        <w:spacing w:before="0" w:after="120"/>
+        <w:ind w:left="560"/>
+      </w:pPr>
+      <w:r>
+        <w:rPr>
+          <w:color w:val="777777"/>
+          <w:sz w:val="18"/>
+        </w:rPr>
+        <w:t>The Hindu worships at the temple, the Muslim at the mosque.</w:t>
+      </w:r>
+    </w:p>
+    <w:p>
+      <w:pPr>
         <w:spacing w:after="0" w:before="0"/>
       </w:pPr>
     </w:p>
@@ -4365,6 +4667,47 @@
     </w:p>
     <w:p>
       <w:pPr>
+        <w:spacing w:before="80" w:after="20"/>
+        <w:ind w:left="560"/>
+      </w:pPr>
+      <w:r>
+        <w:rPr>
+          <w:b/>
+          <w:color w:val="1A3A5C"/>
+          <w:sz w:val="24"/>
+        </w:rPr>
+        <w:t>ਕਿਆ ਉਜੂ ਪਾਕੁ ਕੀਆ ਮੁਹੁ ਧੋਇਆ ਕਿਆ ਮਸੀਤਿ ਸਿਰੁ ਲਾਇਆ ॥</w:t>
+      </w:r>
+    </w:p>
+    <w:p>
+      <w:pPr>
+        <w:spacing w:before="0" w:after="20"/>
+        <w:ind w:left="560"/>
+      </w:pPr>
+      <w:r>
+        <w:rPr>
+          <w:i/>
+          <w:color w:val="555555"/>
+          <w:sz w:val="18"/>
+        </w:rPr>
+        <w:t>kiaa ujoo paak keeaa muh dhoiaa kiaa maseet sir laiaa ||</w:t>
+      </w:r>
+    </w:p>
+    <w:p>
+      <w:pPr>
+        <w:spacing w:before="0" w:after="120"/>
+        <w:ind w:left="560"/>
+      </w:pPr>
+      <w:r>
+        <w:rPr>
+          <w:color w:val="777777"/>
+          <w:sz w:val="18"/>
+        </w:rPr>
+        <w:t>And what good are your purifications? Why do you bother to wash your face? And why do you bother to bow your head in the mosque?</w:t>
+      </w:r>
+    </w:p>
+    <w:p>
+      <w:pPr>
         <w:spacing w:after="0" w:before="0"/>
       </w:pPr>
     </w:p>
@@ -4385,6 +4728,47 @@
     </w:p>
     <w:p>
       <w:pPr>
+        <w:spacing w:before="80" w:after="20"/>
+        <w:ind w:left="560"/>
+      </w:pPr>
+      <w:r>
+        <w:rPr>
+          <w:b/>
+          <w:color w:val="1A3A5C"/>
+          <w:sz w:val="24"/>
+        </w:rPr>
+        <w:t>ਕਬੀਰ ਬਾਮਨੁ ਗੁਰੂ ਹੈ ਜਗਤ ਕਾ ਭਗਤਨ ਕਾ ਗੁਰੁ ਨਾਹਿ ॥</w:t>
+      </w:r>
+    </w:p>
+    <w:p>
+      <w:pPr>
+        <w:spacing w:before="0" w:after="20"/>
+        <w:ind w:left="560"/>
+      </w:pPr>
+      <w:r>
+        <w:rPr>
+          <w:i/>
+          <w:color w:val="555555"/>
+          <w:sz w:val="18"/>
+        </w:rPr>
+        <w:t>kabeer baaman guroo hai jagat kaa bhagatan kaa gur naeh ||</w:t>
+      </w:r>
+    </w:p>
+    <w:p>
+      <w:pPr>
+        <w:spacing w:before="0" w:after="120"/>
+        <w:ind w:left="560"/>
+      </w:pPr>
+      <w:r>
+        <w:rPr>
+          <w:color w:val="777777"/>
+          <w:sz w:val="18"/>
+        </w:rPr>
+        <w:t>Kabeer, the Brahmin may be the guru of the world, but he is not the Guru of the devotees.</w:t>
+      </w:r>
+    </w:p>
+    <w:p>
+      <w:pPr>
         <w:spacing w:after="0" w:before="0"/>
       </w:pPr>
     </w:p>
@@ -20689,6 +21073,47 @@
     </w:p>
     <w:p>
       <w:pPr>
+        <w:spacing w:before="80" w:after="20"/>
+        <w:ind w:left="560"/>
+      </w:pPr>
+      <w:r>
+        <w:rPr>
+          <w:b/>
+          <w:color w:val="1A3A5C"/>
+          <w:sz w:val="24"/>
+        </w:rPr>
+        <w:t>ੴ ਸਤਿ ਨਾਮੁ ਕਰਤਾ ਪੁਰਖੁ ਨਿਰਭਉ ਨਿਰਵੈਰੁ ਅਕਾਲ ਮੂਰਤਿ ਅਜੂਨੀ ਸੈਭੰ ਗੁਰ ਪ੍ਰਸਾਦਿ ॥</w:t>
+      </w:r>
+    </w:p>
+    <w:p>
+      <w:pPr>
+        <w:spacing w:before="0" w:after="20"/>
+        <w:ind w:left="560"/>
+      </w:pPr>
+      <w:r>
+        <w:rPr>
+          <w:i/>
+          <w:color w:val="555555"/>
+          <w:sz w:val="18"/>
+        </w:rPr>
+        <w:t>ikOankaar sat naam karataa purakh nirabhau niravair akaal moorat ajoonee saibha(n) gur prasaadh ||</w:t>
+      </w:r>
+    </w:p>
+    <w:p>
+      <w:pPr>
+        <w:spacing w:before="0" w:after="120"/>
+        <w:ind w:left="560"/>
+      </w:pPr>
+      <w:r>
+        <w:rPr>
+          <w:color w:val="777777"/>
+          <w:sz w:val="18"/>
+        </w:rPr>
+        <w:t>One Universal Creator God. The Name Is Truth. Creative Being Personified. No Fear. No Hatred. Image Of The Undying, Beyond Birth, Self-Existent. By Guru's Grace ~</w:t>
+      </w:r>
+    </w:p>
+    <w:p>
+      <w:pPr>
         <w:spacing w:after="0" w:before="0"/>
       </w:pPr>
     </w:p>
@@ -21009,6 +21434,62 @@
           <w:sz w:val="22"/>
         </w:rPr>
         <w:t>Создателя. (Var Gujri M. 3, p. 509)</w:t>
+      </w:r>
+    </w:p>
+    <w:p>
+      <w:pPr>
+        <w:spacing w:before="80" w:after="20"/>
+        <w:ind w:left="560"/>
+      </w:pPr>
+      <w:r>
+        <w:rPr>
+          <w:b/>
+          <w:color w:val="1A3A5C"/>
+          <w:sz w:val="24"/>
+        </w:rPr>
+        <w:t>ਹਰਿ ਨਾਮੁ ਨ ਪਾਇਆ ਜਨਮੁ ਬਿਰਥਾ ਗਵਾਇਆ ਨਾਨਕ ਜਮੁ ਮਾਰਿ ਕਰੇ ਖੁਆਰ ॥੨॥</w:t>
+      </w:r>
+    </w:p>
+    <w:p>
+      <w:pPr>
+        <w:spacing w:before="0" w:after="20"/>
+        <w:ind w:left="560"/>
+      </w:pPr>
+      <w:r>
+        <w:rPr>
+          <w:i/>
+          <w:color w:val="555555"/>
+          <w:sz w:val="18"/>
+        </w:rPr>
+        <w:t>har naam na paiaa janam birathaa gavaiaa naanak jam maar kare khuaar ||2||</w:t>
+      </w:r>
+    </w:p>
+    <w:p>
+      <w:pPr>
+        <w:spacing w:before="0" w:after="120"/>
+        <w:ind w:left="560"/>
+      </w:pPr>
+      <w:r>
+        <w:rPr>
+          <w:color w:val="777777"/>
+          <w:sz w:val="18"/>
+        </w:rPr>
+        <w:t>They do not obtain the Lord's Name, and they waste away their lives in vain; O Nanak, the Messenger of Death punishes and dishonors them. ||2||</w:t>
+      </w:r>
+    </w:p>
+    <w:p>
+      <w:pPr>
+        <w:spacing w:after="80"/>
+        <w:ind w:left="560"/>
+      </w:pPr>
+      <w:r>
+        <w:rPr>
+          <w:b w:val="0"/>
+          <w:i w:val="0"/>
+          <w:color w:val="AA4400"/>
+          <w:sz w:val="16"/>
+        </w:rPr>
+        <w:t>⚠ совпадение не верифицировано</w:t>
       </w:r>
     </w:p>
     <w:p>
@@ -21076,6 +21557,62 @@
           <w:sz w:val="20"/>
         </w:rPr>
         <w:t>(Sorath M. 1, p. 634)</w:t>
+      </w:r>
+    </w:p>
+    <w:p>
+      <w:pPr>
+        <w:spacing w:before="80" w:after="20"/>
+        <w:ind w:left="560"/>
+      </w:pPr>
+      <w:r>
+        <w:rPr>
+          <w:b/>
+          <w:color w:val="1A3A5C"/>
+          <w:sz w:val="24"/>
+        </w:rPr>
+        <w:t>ਸੋਰਠਿ ਮਹਲਾ ੯ ॥</w:t>
+      </w:r>
+    </w:p>
+    <w:p>
+      <w:pPr>
+        <w:spacing w:before="0" w:after="20"/>
+        <w:ind w:left="560"/>
+      </w:pPr>
+      <w:r>
+        <w:rPr>
+          <w:i/>
+          <w:color w:val="555555"/>
+          <w:sz w:val="18"/>
+        </w:rPr>
+        <w:t>soraTh mahalaa nauvaa ||</w:t>
+      </w:r>
+    </w:p>
+    <w:p>
+      <w:pPr>
+        <w:spacing w:before="0" w:after="120"/>
+        <w:ind w:left="560"/>
+      </w:pPr>
+      <w:r>
+        <w:rPr>
+          <w:color w:val="777777"/>
+          <w:sz w:val="18"/>
+        </w:rPr>
+        <w:t>Sorat'h, Ninth Mehla:</w:t>
+      </w:r>
+    </w:p>
+    <w:p>
+      <w:pPr>
+        <w:spacing w:after="80"/>
+        <w:ind w:left="560"/>
+      </w:pPr>
+      <w:r>
+        <w:rPr>
+          <w:b w:val="0"/>
+          <w:i w:val="0"/>
+          <w:color w:val="AA4400"/>
+          <w:sz w:val="16"/>
+        </w:rPr>
+        <w:t>⚠ совпадение не верифицировано</w:t>
       </w:r>
     </w:p>
     <w:p>
